--- a/public/templates/termo-manutencao.docx
+++ b/public/templates/termo-manutencao.docx
@@ -288,7 +288,7 @@
           <w:sz w:val="22"/>
           <w:szCs w:val="22"/>
         </w:rPr>
-        <w:t xml:space="preserve">Domínio e hospedagem em outro provedor (fora do Netlify padrão da ēloSites).</w:t>
+        <w:t xml:space="preserve">Domínio e hospedagem, que são serviços de terceiros contratados e pagos diretamente pelo(a) CONTRATANTE junto ao provedor de sua escolha;</w:t>
       </w:r>
     </w:p>
     <w:p>

--- a/public/templates/termo-manutencao.docx
+++ b/public/templates/termo-manutencao.docx
@@ -208,6 +208,24 @@
           <w:szCs w:val="22"/>
         </w:rPr>
         <w:t xml:space="preserve">As solicitações não utilizadas no mês não acumulam para o mês seguinte.</w:t>
+      </w:r>
+    </w:p>
+    <w:p>
+      <w:pPr>
+        <w:pStyle w:val="ListParagraph"/>
+        <w:numPr>
+          <w:ilvl w:val="0"/>
+          <w:numId w:val="1"/>
+        </w:numPr>
+        <w:spacing w:after="70"/>
+      </w:pPr>
+      <w:r>
+        <w:rPr>
+          <w:rFonts w:ascii="Calibri" w:cs="Calibri" w:eastAsia="Calibri" w:hAnsi="Calibri"/>
+          <w:sz w:val="22"/>
+          <w:szCs w:val="22"/>
+        </w:rPr>
+        <w:t xml:space="preserve">As solicitações serão atendidas em até 3 (três) dias úteis a partir do recebimento, por WhatsApp ou e-mail.</w:t>
       </w:r>
     </w:p>
     <w:p>
